--- a/导出文件/每日思考_2026-03-06.docx
+++ b/导出文件/每日思考_2026-03-06.docx
@@ -17,18 +17,6 @@
         <w:spacing w:after="100"/>
       </w:pPr>
       <w:r>
-        <w:rPr>
-          <w:b/>
-          <w:bCs/>
-        </w:rPr>
-        <w:t xml:space="preserve">主题：学习本身、创造力培养与再教育</w:t>
-      </w:r>
-    </w:p>
-    <w:p>
-      <w:pPr>
-        <w:spacing w:after="100"/>
-      </w:pPr>
-      <w:r>
         <w:t xml:space="preserve">---</w:t>
       </w:r>
     </w:p>
@@ -38,6 +26,15 @@
         <w:spacing w:after="100" w:before="300"/>
       </w:pPr>
       <w:r>
+        <w:t xml:space="preserve">第一部分：学习、创造与再教育</w:t>
+      </w:r>
+    </w:p>
+    <w:p>
+      <w:pPr>
+        <w:pStyle w:val="Heading3"/>
+        <w:spacing w:after="100" w:before="200"/>
+      </w:pPr>
+      <w:r>
         <w:t xml:space="preserve">一、核心问题</w:t>
       </w:r>
     </w:p>
@@ -60,20 +57,11 @@
     </w:p>
     <w:p>
       <w:pPr>
-        <w:pStyle w:val="Heading2"/>
-        <w:spacing w:after="100" w:before="300"/>
-      </w:pPr>
-      <w:r>
-        <w:t xml:space="preserve">二、关键要点</w:t>
-      </w:r>
-    </w:p>
-    <w:p>
-      <w:pPr>
         <w:pStyle w:val="Heading3"/>
         <w:spacing w:after="100" w:before="200"/>
       </w:pPr>
       <w:r>
-        <w:t xml:space="preserve">2.1 学习的本质</w:t>
+        <w:t xml:space="preserve">二、学习的本质</w:t>
       </w:r>
     </w:p>
     <w:tbl>
@@ -202,11 +190,19 @@
     </w:p>
     <w:p>
       <w:pPr>
+        <w:spacing w:after="100"/>
+      </w:pPr>
+      <w:r>
+        <w:t xml:space="preserve">---</w:t>
+      </w:r>
+    </w:p>
+    <w:p>
+      <w:pPr>
         <w:pStyle w:val="Heading3"/>
         <w:spacing w:after="100" w:before="200"/>
       </w:pPr>
       <w:r>
-        <w:t xml:space="preserve">2.2 再教育：努力 vs 判断力</w:t>
+        <w:t xml:space="preserve">三、再教育：努力 vs 判断力</w:t>
       </w:r>
     </w:p>
     <w:p>
@@ -357,11 +353,17 @@
     </w:p>
     <w:p>
       <w:pPr>
-        <w:pStyle w:val="Heading3"/>
-        <w:spacing w:after="100" w:before="200"/>
-      </w:pPr>
-      <w:r>
-        <w:t xml:space="preserve">2.3 创业者的内驱力来源</w:t>
+        <w:spacing w:after="100"/>
+      </w:pPr>
+      <w:r>
+        <w:rPr>
+          <w:b/>
+          <w:bCs/>
+        </w:rPr>
+        <w:t xml:space="preserve">创业者的内驱力来源</w:t>
+      </w:r>
+      <w:r>
+        <w:t xml:space="preserve">：</w:t>
       </w:r>
     </w:p>
     <w:tbl>
@@ -522,20 +524,20 @@
     </w:p>
     <w:p>
       <w:pPr>
-        <w:pStyle w:val="Heading2"/>
-        <w:spacing w:after="100" w:before="300"/>
-      </w:pPr>
-      <w:r>
-        <w:t xml:space="preserve">三、创造力的培养</w:t>
-      </w:r>
-    </w:p>
-    <w:p>
-      <w:pPr>
         <w:pStyle w:val="Heading3"/>
         <w:spacing w:after="100" w:before="200"/>
       </w:pPr>
       <w:r>
-        <w:t xml:space="preserve">3.1 创造的本质</w:t>
+        <w:t xml:space="preserve">四、创造力的培养</w:t>
+      </w:r>
+    </w:p>
+    <w:p>
+      <w:pPr>
+        <w:pStyle w:val="Heading4"/>
+        <w:spacing w:after="50" w:before="150"/>
+      </w:pPr>
+      <w:r>
+        <w:t xml:space="preserve">4.1 创造的本质</w:t>
       </w:r>
     </w:p>
     <w:p>
@@ -564,11 +566,11 @@
     </w:p>
     <w:p>
       <w:pPr>
-        <w:pStyle w:val="Heading3"/>
-        <w:spacing w:after="100" w:before="200"/>
-      </w:pPr>
-      <w:r>
-        <w:t xml:space="preserve">3.2 热爱驱动的创造</w:t>
+        <w:pStyle w:val="Heading4"/>
+        <w:spacing w:after="50" w:before="150"/>
+      </w:pPr>
+      <w:r>
+        <w:t xml:space="preserve">4.2 热爱驱动的创造</w:t>
       </w:r>
     </w:p>
     <w:p>
@@ -609,11 +611,11 @@
     </w:p>
     <w:p>
       <w:pPr>
-        <w:pStyle w:val="Heading3"/>
-        <w:spacing w:after="100" w:before="200"/>
-      </w:pPr>
-      <w:r>
-        <w:t xml:space="preserve">3.3 创造力培养的年龄适配</w:t>
+        <w:pStyle w:val="Heading4"/>
+        <w:spacing w:after="50" w:before="150"/>
+      </w:pPr>
+      <w:r>
+        <w:t xml:space="preserve">4.3 创造力培养的年龄适配</w:t>
       </w:r>
     </w:p>
     <w:tbl>
@@ -790,74 +792,11 @@
     </w:p>
     <w:p>
       <w:pPr>
-        <w:pStyle w:val="Heading3"/>
-        <w:spacing w:after="100" w:before="200"/>
-      </w:pPr>
-      <w:r>
-        <w:t xml:space="preserve">3.4 家长的角色</w:t>
-      </w:r>
-    </w:p>
-    <w:p>
-      <w:pPr>
-        <w:spacing w:after="100"/>
-      </w:pPr>
-      <w:r>
-        <w:rPr>
-          <w:b/>
-          <w:bCs/>
-        </w:rPr>
-        <w:t xml:space="preserve">辩证思考</w:t>
-      </w:r>
-      <w:r>
-        <w:t xml:space="preserve">：</w:t>
-      </w:r>
-    </w:p>
-    <w:p>
-      <w:pPr>
-        <w:pStyle w:val="ListParagraph"/>
-        <w:numPr>
-          <w:ilvl w:val="0"/>
-          <w:numId w:val="1"/>
-        </w:numPr>
-        <w:spacing w:after="50"/>
-      </w:pPr>
-      <w:r>
-        <w:t xml:space="preserve">❌ 不是一味让孩子天马行空</w:t>
-      </w:r>
-    </w:p>
-    <w:p>
-      <w:pPr>
-        <w:pStyle w:val="ListParagraph"/>
-        <w:numPr>
-          <w:ilvl w:val="0"/>
-          <w:numId w:val="1"/>
-        </w:numPr>
-        <w:spacing w:after="50"/>
-      </w:pPr>
-      <w:r>
-        <w:t xml:space="preserve">✅ 要考虑年龄段和认知能力</w:t>
-      </w:r>
-    </w:p>
-    <w:p>
-      <w:pPr>
-        <w:pStyle w:val="ListParagraph"/>
-        <w:numPr>
-          <w:ilvl w:val="0"/>
-          <w:numId w:val="1"/>
-        </w:numPr>
-        <w:spacing w:after="50"/>
-      </w:pPr>
-      <w:r>
-        <w:t xml:space="preserve">✅ 给予适当的辅助和引导</w:t>
-      </w:r>
-    </w:p>
-    <w:p>
-      <w:pPr>
-        <w:pStyle w:val="Heading3"/>
-        <w:spacing w:after="100" w:before="200"/>
-      </w:pPr>
-      <w:r>
-        <w:t xml:space="preserve">3.5 创造力培养三步法</w:t>
+        <w:pStyle w:val="Heading4"/>
+        <w:spacing w:after="50" w:before="150"/>
+      </w:pPr>
+      <w:r>
+        <w:t xml:space="preserve">4.4 创造力培养三步法</w:t>
       </w:r>
     </w:p>
     <w:p>
@@ -883,34 +822,11 @@
     </w:p>
     <w:p>
       <w:pPr>
-        <w:spacing w:after="100"/>
-      </w:pPr>
-      <w:r>
-        <w:rPr>
-          <w:b/>
-          <w:bCs/>
-        </w:rPr>
-        <w:t xml:space="preserve">家长任务</w:t>
-      </w:r>
-      <w:r>
-        <w:t xml:space="preserve">：平时观察和发掘孩子的热爱</w:t>
-      </w:r>
-    </w:p>
-    <w:p>
-      <w:pPr>
-        <w:spacing w:after="100"/>
-      </w:pPr>
-      <w:r>
-        <w:t xml:space="preserve">---</w:t>
-      </w:r>
-    </w:p>
-    <w:p>
-      <w:pPr>
-        <w:pStyle w:val="Heading2"/>
-        <w:spacing w:after="100" w:before="300"/>
-      </w:pPr>
-      <w:r>
-        <w:t xml:space="preserve">四、值得尝试的创作工具/平台</w:t>
+        <w:pStyle w:val="Heading4"/>
+        <w:spacing w:after="50" w:before="150"/>
+      </w:pPr>
+      <w:r>
+        <w:t xml:space="preserve">4.5 值得尝试的创作工具</w:t>
       </w:r>
     </w:p>
     <w:tbl>
@@ -1143,11 +1059,73 @@
     </w:p>
     <w:p>
       <w:pPr>
+        <w:pStyle w:val="Heading3"/>
+        <w:spacing w:after="100" w:before="200"/>
+      </w:pPr>
+      <w:r>
+        <w:t xml:space="preserve">五、第一部分核心金句</w:t>
+      </w:r>
+    </w:p>
+    <w:p>
+      <w:pPr>
+        <w:spacing w:after="100" w:before="100"/>
+        <w:ind w:left="400"/>
+      </w:pPr>
+      <w:r>
+        <w:t xml:space="preserve">"学习本身比学什么更重要。"</w:t>
+      </w:r>
+    </w:p>
+    <w:p>
+      <w:pPr>
+        <w:spacing w:after="100" w:before="100"/>
+        <w:ind w:left="400"/>
+      </w:pPr>
+      <w:r>
+        <w:t xml:space="preserve">"创造是确认存在的方式。"</w:t>
+      </w:r>
+    </w:p>
+    <w:p>
+      <w:pPr>
+        <w:spacing w:after="100" w:before="100"/>
+        <w:ind w:left="400"/>
+      </w:pPr>
+      <w:r>
+        <w:t xml:space="preserve">"热爱是唯一的燃料。"</w:t>
+      </w:r>
+    </w:p>
+    <w:p>
+      <w:pPr>
+        <w:spacing w:after="100" w:before="100"/>
+        <w:ind w:left="400"/>
+      </w:pPr>
+      <w:r>
+        <w:t xml:space="preserve">"经常高估了努力，却低估了判断力。"</w:t>
+      </w:r>
+    </w:p>
+    <w:p>
+      <w:pPr>
+        <w:spacing w:after="100"/>
+      </w:pPr>
+      <w:r>
+        <w:t xml:space="preserve">---</w:t>
+      </w:r>
+    </w:p>
+    <w:p>
+      <w:pPr>
         <w:pStyle w:val="Heading2"/>
         <w:spacing w:after="100" w:before="300"/>
       </w:pPr>
       <w:r>
-        <w:t xml:space="preserve">五、核心金句</w:t>
+        <w:t xml:space="preserve">第二部分：父母成长与智性生活</w:t>
+      </w:r>
+    </w:p>
+    <w:p>
+      <w:pPr>
+        <w:pStyle w:val="Heading3"/>
+        <w:spacing w:after="100" w:before="200"/>
+      </w:pPr>
+      <w:r>
+        <w:t xml:space="preserve">一、核心问题</w:t>
       </w:r>
     </w:p>
     <w:p>
@@ -1156,7 +1134,24 @@
         <w:ind w:left="400"/>
       </w:pPr>
       <w:r>
-        <w:t xml:space="preserve">"创造是确认存在的方式。"</w:t>
+        <w:t xml:space="preserve">父母如何成长？什么是"智性生活"？如何在变与不变中找到平衡？</w:t>
+      </w:r>
+    </w:p>
+    <w:p>
+      <w:pPr>
+        <w:spacing w:after="100"/>
+      </w:pPr>
+      <w:r>
+        <w:t xml:space="preserve">---</w:t>
+      </w:r>
+    </w:p>
+    <w:p>
+      <w:pPr>
+        <w:pStyle w:val="Heading3"/>
+        <w:spacing w:after="100" w:before="200"/>
+      </w:pPr>
+      <w:r>
+        <w:t xml:space="preserve">二、"在场"：父母成长的秘诀</w:t>
       </w:r>
     </w:p>
     <w:p>
@@ -1165,42 +1160,19 @@
         <w:ind w:left="400"/>
       </w:pPr>
       <w:r>
-        <w:t xml:space="preserve">"最快乐的是打印的过程，而不是最终获得打印的物品。"</w:t>
-      </w:r>
-    </w:p>
-    <w:p>
-      <w:pPr>
-        <w:spacing w:after="100" w:before="100"/>
-        <w:ind w:left="400"/>
-      </w:pPr>
-      <w:r>
-        <w:t xml:space="preserve">"热爱是唯一的燃料。"</w:t>
-      </w:r>
-    </w:p>
-    <w:p>
-      <w:pPr>
-        <w:spacing w:after="100" w:before="100"/>
-        <w:ind w:left="400"/>
-      </w:pPr>
-      <w:r>
-        <w:t xml:space="preserve">"先让孩子的手去触摸真实的世界，要多动手，而不是光动手指。"</w:t>
-      </w:r>
-    </w:p>
-    <w:p>
-      <w:pPr>
-        <w:spacing w:after="100"/>
-      </w:pPr>
-      <w:r>
-        <w:t xml:space="preserve">---</w:t>
-      </w:r>
-    </w:p>
-    <w:p>
-      <w:pPr>
-        <w:pStyle w:val="Heading2"/>
-        <w:spacing w:after="100" w:before="300"/>
-      </w:pPr>
-      <w:r>
-        <w:t xml:space="preserve">六、对自己的启发</w:t>
+        <w:t xml:space="preserve">**父母成长的秘诀在于保持"在场"的状态。**</w:t>
+      </w:r>
+    </w:p>
+    <w:p>
+      <w:pPr>
+        <w:spacing w:after="100"/>
+      </w:pPr>
+      <w:r>
+        <w:rPr>
+          <w:b/>
+          <w:bCs/>
+        </w:rPr>
+        <w:t xml:space="preserve">"在场" ≠ 陪伴时间的长短</w:t>
       </w:r>
     </w:p>
     <w:tbl>
@@ -1230,7 +1202,7 @@
                 <w:b/>
                 <w:bCs/>
               </w:rPr>
-              <w:t xml:space="preserve">维度</w:t>
+              <w:t xml:space="preserve">误区</w:t>
             </w:r>
           </w:p>
         </w:tc>
@@ -1244,7 +1216,7 @@
                 <w:b/>
                 <w:bCs/>
               </w:rPr>
-              <w:t xml:space="preserve">启发</w:t>
+              <w:t xml:space="preserve">正解</w:t>
             </w:r>
           </w:p>
         </w:tc>
@@ -1254,21 +1226,21 @@
           <w:p>
             <w:r>
               <w:rPr>
-                <w:b/>
-                <w:bCs/>
-              </w:rPr>
-              <w:t xml:space="preserve">学习观</w:t>
-            </w:r>
-          </w:p>
-        </w:tc>
-        <w:tc>
-          <w:p>
-            <w:r>
-              <w:rPr>
-                <w:b w:val="false"/>
-                <w:bCs w:val="false"/>
-              </w:rPr>
-              <w:t xml:space="preserve">关注学习过程本身，而非仅仅是学什么；通过学习和创造来发现自我独特性</w:t>
+                <w:b w:val="false"/>
+                <w:bCs w:val="false"/>
+              </w:rPr>
+              <w:t xml:space="preserve">物理在场</w:t>
+            </w:r>
+          </w:p>
+        </w:tc>
+        <w:tc>
+          <w:p>
+            <w:r>
+              <w:rPr>
+                <w:b w:val="false"/>
+                <w:bCs w:val="false"/>
+              </w:rPr>
+              <w:t xml:space="preserve">真正关注和参与孩子的成长过程</w:t>
             </w:r>
           </w:p>
         </w:tc>
@@ -1278,117 +1250,21 @@
           <w:p>
             <w:r>
               <w:rPr>
-                <w:b/>
-                <w:bCs/>
-              </w:rPr>
-              <w:t xml:space="preserve">育儿观</w:t>
-            </w:r>
-          </w:p>
-        </w:tc>
-        <w:tc>
-          <w:p>
-            <w:r>
-              <w:rPr>
-                <w:b w:val="false"/>
-                <w:bCs w:val="false"/>
-              </w:rPr>
-              <w:t xml:space="preserve">培养汉堡的创造力要循序渐进，根据年龄给予适当的开放度</w:t>
-            </w:r>
-          </w:p>
-        </w:tc>
-      </w:tr>
-      <w:tr>
-        <w:tc>
-          <w:p>
-            <w:r>
-              <w:rPr>
-                <w:b/>
-                <w:bCs/>
-              </w:rPr>
-              <w:t xml:space="preserve">实践方向</w:t>
-            </w:r>
-          </w:p>
-        </w:tc>
-        <w:tc>
-          <w:p>
-            <w:r>
-              <w:rPr>
-                <w:b w:val="false"/>
-                <w:bCs w:val="false"/>
-              </w:rPr>
-              <w:t xml:space="preserve">让汉堡多动手触摸真实世界，观察他的热爱所在</w:t>
-            </w:r>
-          </w:p>
-        </w:tc>
-      </w:tr>
-      <w:tr>
-        <w:tc>
-          <w:p>
-            <w:r>
-              <w:rPr>
-                <w:b/>
-                <w:bCs/>
-              </w:rPr>
-              <w:t xml:space="preserve">工具准备</w:t>
-            </w:r>
-          </w:p>
-        </w:tc>
-        <w:tc>
-          <w:p>
-            <w:r>
-              <w:rPr>
-                <w:b w:val="false"/>
-                <w:bCs w:val="false"/>
-              </w:rPr>
-              <w:t xml:space="preserve">可以了解拓竹3D打印机，作为创造力的实践工具</w:t>
-            </w:r>
-          </w:p>
-        </w:tc>
-      </w:tr>
-      <w:tr>
-        <w:tc>
-          <w:p>
-            <w:r>
-              <w:rPr>
-                <w:b/>
-                <w:bCs/>
-              </w:rPr>
-              <w:t xml:space="preserve">判断力</w:t>
-            </w:r>
-          </w:p>
-        </w:tc>
-        <w:tc>
-          <w:p>
-            <w:r>
-              <w:rPr>
-                <w:b w:val="false"/>
-                <w:bCs w:val="false"/>
-              </w:rPr>
-              <w:t xml:space="preserve">在育儿中也要重视判断力的培养，而非只强调努力</w:t>
-            </w:r>
-          </w:p>
-        </w:tc>
-      </w:tr>
-      <w:tr>
-        <w:tc>
-          <w:p>
-            <w:r>
-              <w:rPr>
-                <w:b/>
-                <w:bCs/>
-              </w:rPr>
-              <w:t xml:space="preserve">内驱力</w:t>
-            </w:r>
-          </w:p>
-        </w:tc>
-        <w:tc>
-          <w:p>
-            <w:r>
-              <w:rPr>
-                <w:b w:val="false"/>
-                <w:bCs w:val="false"/>
-              </w:rPr>
-              <w:t xml:space="preserve">帮助汉堡建立成长型思维、好奇心，让他相信自己</w:t>
+                <w:b w:val="false"/>
+                <w:bCs w:val="false"/>
+              </w:rPr>
+              <w:t xml:space="preserve">时间堆砌</w:t>
+            </w:r>
+          </w:p>
+        </w:tc>
+        <w:tc>
+          <w:p>
+            <w:r>
+              <w:rPr>
+                <w:b w:val="false"/>
+                <w:bCs w:val="false"/>
+              </w:rPr>
+              <w:t xml:space="preserve">质量 &gt; 数量</w:t>
             </w:r>
           </w:p>
         </w:tc>
@@ -1409,150 +1285,11 @@
     </w:p>
     <w:p>
       <w:pPr>
-        <w:pStyle w:val="Heading2"/>
-        <w:spacing w:after="100" w:before="300"/>
-      </w:pPr>
-      <w:r>
-        <w:t xml:space="preserve">七、父母的成长与智性生活</w:t>
-      </w:r>
-    </w:p>
-    <w:p>
-      <w:pPr>
         <w:pStyle w:val="Heading3"/>
         <w:spacing w:after="100" w:before="200"/>
       </w:pPr>
       <w:r>
-        <w:t xml:space="preserve">7.1 "在场"的真正含义</w:t>
-      </w:r>
-    </w:p>
-    <w:p>
-      <w:pPr>
-        <w:spacing w:after="100" w:before="100"/>
-        <w:ind w:left="400"/>
-      </w:pPr>
-      <w:r>
-        <w:t xml:space="preserve">**父母成长的秘诀在于保持"在场"的状态。**</w:t>
-      </w:r>
-    </w:p>
-    <w:p>
-      <w:pPr>
-        <w:spacing w:after="100"/>
-      </w:pPr>
-      <w:r>
-        <w:rPr>
-          <w:b/>
-          <w:bCs/>
-        </w:rPr>
-        <w:t xml:space="preserve">"在场" ≠ 陪伴时间的长短</w:t>
-      </w:r>
-    </w:p>
-    <w:tbl>
-      <w:tblPr>
-        <w:tblW w:type="pct" w:w="100%"/>
-        <w:tblBorders>
-          <w:top w:val="single" w:color="auto" w:sz="4"/>
-          <w:left w:val="single" w:color="auto" w:sz="4"/>
-          <w:bottom w:val="single" w:color="auto" w:sz="4"/>
-          <w:right w:val="single" w:color="auto" w:sz="4"/>
-          <w:insideH w:val="single" w:color="auto" w:sz="4"/>
-          <w:insideV w:val="single" w:color="auto" w:sz="4"/>
-        </w:tblBorders>
-      </w:tblPr>
-      <w:tblGrid>
-        <w:gridCol w:w="100"/>
-        <w:gridCol w:w="100"/>
-      </w:tblGrid>
-      <w:tr>
-        <w:tc>
-          <w:tcPr>
-            <w:shd w:fill="F5F5F5"/>
-          </w:tcPr>
-          <w:p>
-            <w:r>
-              <w:rPr>
-                <w:b/>
-                <w:bCs/>
-              </w:rPr>
-              <w:t xml:space="preserve">误区</w:t>
-            </w:r>
-          </w:p>
-        </w:tc>
-        <w:tc>
-          <w:tcPr>
-            <w:shd w:fill="F5F5F5"/>
-          </w:tcPr>
-          <w:p>
-            <w:r>
-              <w:rPr>
-                <w:b/>
-                <w:bCs/>
-              </w:rPr>
-              <w:t xml:space="preserve">正解</w:t>
-            </w:r>
-          </w:p>
-        </w:tc>
-      </w:tr>
-      <w:tr>
-        <w:tc>
-          <w:p>
-            <w:r>
-              <w:rPr>
-                <w:b w:val="false"/>
-                <w:bCs w:val="false"/>
-              </w:rPr>
-              <w:t xml:space="preserve">物理在场</w:t>
-            </w:r>
-          </w:p>
-        </w:tc>
-        <w:tc>
-          <w:p>
-            <w:r>
-              <w:rPr>
-                <w:b w:val="false"/>
-                <w:bCs w:val="false"/>
-              </w:rPr>
-              <w:t xml:space="preserve">真正关注和参与孩子的成长过程</w:t>
-            </w:r>
-          </w:p>
-        </w:tc>
-      </w:tr>
-      <w:tr>
-        <w:tc>
-          <w:p>
-            <w:r>
-              <w:rPr>
-                <w:b w:val="false"/>
-                <w:bCs w:val="false"/>
-              </w:rPr>
-              <w:t xml:space="preserve">时间堆砌</w:t>
-            </w:r>
-          </w:p>
-        </w:tc>
-        <w:tc>
-          <w:p>
-            <w:r>
-              <w:rPr>
-                <w:b w:val="false"/>
-                <w:bCs w:val="false"/>
-              </w:rPr>
-              <w:t xml:space="preserve">质量 &gt; 数量</w:t>
-            </w:r>
-          </w:p>
-        </w:tc>
-      </w:tr>
-    </w:tbl>
-    <w:p>
-      <w:pPr>
-        <w:spacing w:after="200"/>
-      </w:pPr>
-    </w:p>
-    <w:p>
-      <w:pPr>
-        <w:pStyle w:val="Heading3"/>
-        <w:spacing w:after="100" w:before="200"/>
-      </w:pPr>
-      <w:r>
-        <w:t xml:space="preserve">7.2 教育要"抓大放小"</w:t>
+        <w:t xml:space="preserve">三、教育要"抓大放小"</w:t>
       </w:r>
     </w:p>
     <w:p>
@@ -1572,11 +1309,19 @@
     </w:p>
     <w:p>
       <w:pPr>
+        <w:spacing w:after="100"/>
+      </w:pPr>
+      <w:r>
+        <w:t xml:space="preserve">---</w:t>
+      </w:r>
+    </w:p>
+    <w:p>
+      <w:pPr>
         <w:pStyle w:val="Heading3"/>
         <w:spacing w:after="100" w:before="200"/>
       </w:pPr>
       <w:r>
-        <w:t xml:space="preserve">7.3 智性生活</w:t>
+        <w:t xml:space="preserve">四、智性生活</w:t>
       </w:r>
     </w:p>
     <w:p>
@@ -1885,69 +1630,54 @@
     </w:p>
     <w:p>
       <w:pPr>
+        <w:pStyle w:val="Heading4"/>
+        <w:spacing w:after="50" w:before="150"/>
+      </w:pPr>
+      <w:r>
+        <w:t xml:space="preserve">刻意营造仪式感</w:t>
+      </w:r>
+    </w:p>
+    <w:p>
+      <w:pPr>
+        <w:pStyle w:val="ListParagraph"/>
+        <w:numPr>
+          <w:ilvl w:val="0"/>
+          <w:numId w:val="1"/>
+        </w:numPr>
+        <w:spacing w:after="50"/>
+      </w:pPr>
+      <w:r>
+        <w:t xml:space="preserve">📚 亲子共读</w:t>
+      </w:r>
+    </w:p>
+    <w:p>
+      <w:pPr>
+        <w:pStyle w:val="ListParagraph"/>
+        <w:numPr>
+          <w:ilvl w:val="0"/>
+          <w:numId w:val="1"/>
+        </w:numPr>
+        <w:spacing w:after="50"/>
+      </w:pPr>
+      <w:r>
+        <w:t xml:space="preserve">🗣️ 家庭会议</w:t>
+      </w:r>
+    </w:p>
+    <w:p>
+      <w:pPr>
+        <w:spacing w:after="100"/>
+      </w:pPr>
+      <w:r>
+        <w:t xml:space="preserve">---</w:t>
+      </w:r>
+    </w:p>
+    <w:p>
+      <w:pPr>
         <w:pStyle w:val="Heading3"/>
         <w:spacing w:after="100" w:before="200"/>
       </w:pPr>
       <w:r>
-        <w:t xml:space="preserve">7.4 家庭要有共同生活</w:t>
-      </w:r>
-    </w:p>
-    <w:p>
-      <w:pPr>
-        <w:spacing w:after="100"/>
-      </w:pPr>
-      <w:r>
-        <w:rPr>
-          <w:b/>
-          <w:bCs/>
-        </w:rPr>
-        <w:t xml:space="preserve">刻意营造仪式感的时刻</w:t>
-      </w:r>
-      <w:r>
-        <w:t xml:space="preserve">：</w:t>
-      </w:r>
-    </w:p>
-    <w:p>
-      <w:pPr>
-        <w:pStyle w:val="ListParagraph"/>
-        <w:numPr>
-          <w:ilvl w:val="0"/>
-          <w:numId w:val="1"/>
-        </w:numPr>
-        <w:spacing w:after="50"/>
-      </w:pPr>
-      <w:r>
-        <w:t xml:space="preserve">📚 亲子共读</w:t>
-      </w:r>
-    </w:p>
-    <w:p>
-      <w:pPr>
-        <w:pStyle w:val="ListParagraph"/>
-        <w:numPr>
-          <w:ilvl w:val="0"/>
-          <w:numId w:val="1"/>
-        </w:numPr>
-        <w:spacing w:after="50"/>
-      </w:pPr>
-      <w:r>
-        <w:t xml:space="preserve">🗣️ 家庭会议</w:t>
-      </w:r>
-    </w:p>
-    <w:p>
-      <w:pPr>
-        <w:spacing w:after="100"/>
-      </w:pPr>
-      <w:r>
-        <w:t xml:space="preserve">---</w:t>
-      </w:r>
-    </w:p>
-    <w:p>
-      <w:pPr>
-        <w:pStyle w:val="Heading2"/>
-        <w:spacing w:after="100" w:before="300"/>
-      </w:pPr>
-      <w:r>
-        <w:t xml:space="preserve">八、目标 vs 目的：名校的再思考</w:t>
+        <w:t xml:space="preserve">五、目标 vs 目的：名校的再思考</w:t>
       </w:r>
     </w:p>
     <w:p>
@@ -2002,8 +1732,8 @@
     </w:p>
     <w:p>
       <w:pPr>
-        <w:pStyle w:val="Heading3"/>
-        <w:spacing w:after="100" w:before="200"/>
+        <w:pStyle w:val="Heading4"/>
+        <w:spacing w:after="50" w:before="150"/>
       </w:pPr>
       <w:r>
         <w:t xml:space="preserve">学历贬值是好事</w:t>
@@ -2067,8 +1797,8 @@
     </w:p>
     <w:p>
       <w:pPr>
-        <w:pStyle w:val="Heading3"/>
-        <w:spacing w:after="100" w:before="200"/>
+        <w:pStyle w:val="Heading4"/>
+        <w:spacing w:after="50" w:before="150"/>
       </w:pPr>
       <w:r>
         <w:t xml:space="preserve">以不变应万变</w:t>
@@ -2175,20 +1905,11 @@
     </w:p>
     <w:p>
       <w:pPr>
-        <w:pStyle w:val="Heading2"/>
-        <w:spacing w:after="100" w:before="300"/>
-      </w:pPr>
-      <w:r>
-        <w:t xml:space="preserve">九、基础教育：不要走极端</w:t>
-      </w:r>
-    </w:p>
-    <w:p>
-      <w:pPr>
         <w:pStyle w:val="Heading3"/>
         <w:spacing w:after="100" w:before="200"/>
       </w:pPr>
       <w:r>
-        <w:t xml:space="preserve">9.1 基础教育的重要性</w:t>
+        <w:t xml:space="preserve">六、基础教育：不要走极端</w:t>
       </w:r>
     </w:p>
     <w:p>
@@ -2256,11 +1977,11 @@
     </w:p>
     <w:p>
       <w:pPr>
-        <w:pStyle w:val="Heading3"/>
-        <w:spacing w:after="100" w:before="200"/>
-      </w:pPr>
-      <w:r>
-        <w:t xml:space="preserve">9.2 项目化学习的定位</w:t>
+        <w:pStyle w:val="Heading4"/>
+        <w:spacing w:after="50" w:before="150"/>
+      </w:pPr>
+      <w:r>
+        <w:t xml:space="preserve">项目化学习的定位</w:t>
       </w:r>
     </w:p>
     <w:tbl>
@@ -2365,11 +2086,11 @@
     </w:p>
     <w:p>
       <w:pPr>
-        <w:pStyle w:val="Heading3"/>
-        <w:spacing w:after="100" w:before="200"/>
-      </w:pPr>
-      <w:r>
-        <w:t xml:space="preserve">9.3 变与不变的平衡</w:t>
+        <w:pStyle w:val="Heading4"/>
+        <w:spacing w:after="50" w:before="150"/>
+      </w:pPr>
+      <w:r>
+        <w:t xml:space="preserve">变与不变的平衡</w:t>
       </w:r>
     </w:p>
     <w:p>
@@ -2401,31 +2122,16 @@
         <w:spacing w:after="100"/>
       </w:pPr>
       <w:r>
-        <w:rPr>
-          <w:b/>
-          <w:bCs/>
-        </w:rPr>
-        <w:t xml:space="preserve">节奏保持</w:t>
-      </w:r>
-      <w:r>
-        <w:t xml:space="preserve">：在变与不变之间保持基本的节奏</w:t>
-      </w:r>
-    </w:p>
-    <w:p>
-      <w:pPr>
-        <w:spacing w:after="100"/>
-      </w:pPr>
-      <w:r>
         <w:t xml:space="preserve">---</w:t>
       </w:r>
     </w:p>
     <w:p>
       <w:pPr>
-        <w:pStyle w:val="Heading2"/>
-        <w:spacing w:after="100" w:before="300"/>
-      </w:pPr>
-      <w:r>
-        <w:t xml:space="preserve">十、教育的核心关键词："底线+自主性"</w:t>
+        <w:pStyle w:val="Heading3"/>
+        <w:spacing w:after="100" w:before="200"/>
+      </w:pPr>
+      <w:r>
+        <w:t xml:space="preserve">七、教育的核心关键词："底线+自主性"</w:t>
       </w:r>
     </w:p>
     <w:tbl>
@@ -2599,11 +2305,11 @@
     </w:p>
     <w:p>
       <w:pPr>
-        <w:pStyle w:val="Heading2"/>
-        <w:spacing w:after="100" w:before="300"/>
-      </w:pPr>
-      <w:r>
-        <w:t xml:space="preserve">十一、关于专注力的真相</w:t>
+        <w:pStyle w:val="Heading3"/>
+        <w:spacing w:after="100" w:before="200"/>
+      </w:pPr>
+      <w:r>
+        <w:t xml:space="preserve">八、关于专注力的真相</w:t>
       </w:r>
     </w:p>
     <w:p>
@@ -2671,8 +2377,8 @@
     </w:p>
     <w:p>
       <w:pPr>
-        <w:pStyle w:val="Heading3"/>
-        <w:spacing w:after="100" w:before="200"/>
+        <w:pStyle w:val="Heading4"/>
+        <w:spacing w:after="50" w:before="150"/>
       </w:pPr>
       <w:r>
         <w:t xml:space="preserve">体验 vs 训练</w:t>
@@ -2753,83 +2459,282 @@
     </w:p>
     <w:p>
       <w:pPr>
+        <w:pStyle w:val="Heading3"/>
+        <w:spacing w:after="100" w:before="200"/>
+      </w:pPr>
+      <w:r>
+        <w:t xml:space="preserve">九、第二部分核心金句</w:t>
+      </w:r>
+    </w:p>
+    <w:p>
+      <w:pPr>
+        <w:spacing w:after="100" w:before="100"/>
+        <w:ind w:left="400"/>
+      </w:pPr>
+      <w:r>
+        <w:t xml:space="preserve">"在场不是陪伴时间，而是真正关注和参与。"</w:t>
+      </w:r>
+    </w:p>
+    <w:p>
+      <w:pPr>
+        <w:spacing w:after="100" w:before="100"/>
+        <w:ind w:left="400"/>
+      </w:pPr>
+      <w:r>
+        <w:t xml:space="preserve">"名校是目标，不是目的。"</w:t>
+      </w:r>
+    </w:p>
+    <w:p>
+      <w:pPr>
+        <w:spacing w:after="100" w:before="100"/>
+        <w:ind w:left="400"/>
+      </w:pPr>
+      <w:r>
+        <w:t xml:space="preserve">"你不知道什么工作会消失，最好的办法就是把自己变成终身学习者。"</w:t>
+      </w:r>
+    </w:p>
+    <w:p>
+      <w:pPr>
+        <w:spacing w:after="100" w:before="100"/>
+        <w:ind w:left="400"/>
+      </w:pPr>
+      <w:r>
+        <w:t xml:space="preserve">"不要在两极之间做选择，最好的路永远是第三条。"</w:t>
+      </w:r>
+    </w:p>
+    <w:p>
+      <w:pPr>
+        <w:spacing w:after="100" w:before="100"/>
+        <w:ind w:left="400"/>
+      </w:pPr>
+      <w:r>
+        <w:t xml:space="preserve">"没有抽象的专注力，专注力不可迁移。"</w:t>
+      </w:r>
+    </w:p>
+    <w:p>
+      <w:pPr>
+        <w:spacing w:after="100"/>
+      </w:pPr>
+      <w:r>
+        <w:t xml:space="preserve">---</w:t>
+      </w:r>
+    </w:p>
+    <w:p>
+      <w:pPr>
         <w:pStyle w:val="Heading2"/>
         <w:spacing w:after="100" w:before="300"/>
       </w:pPr>
       <w:r>
-        <w:t xml:space="preserve">十二、核心金句汇总</w:t>
-      </w:r>
-    </w:p>
-    <w:p>
-      <w:pPr>
-        <w:spacing w:after="100" w:before="100"/>
-        <w:ind w:left="400"/>
-      </w:pPr>
-      <w:r>
-        <w:t xml:space="preserve">"创造是确认存在的方式。"</w:t>
-      </w:r>
-    </w:p>
-    <w:p>
-      <w:pPr>
-        <w:spacing w:after="100" w:before="100"/>
-        <w:ind w:left="400"/>
-      </w:pPr>
-      <w:r>
-        <w:t xml:space="preserve">"最快乐的是打印的过程，而不是最终获得打印的物品。"</w:t>
-      </w:r>
-    </w:p>
-    <w:p>
-      <w:pPr>
-        <w:spacing w:after="100" w:before="100"/>
-        <w:ind w:left="400"/>
-      </w:pPr>
-      <w:r>
-        <w:t xml:space="preserve">"热爱是唯一的燃料。"</w:t>
-      </w:r>
-    </w:p>
-    <w:p>
-      <w:pPr>
-        <w:spacing w:after="100" w:before="100"/>
-        <w:ind w:left="400"/>
-      </w:pPr>
-      <w:r>
-        <w:t xml:space="preserve">"在场不是陪伴时间，而是真正关注和参与。"</w:t>
-      </w:r>
-    </w:p>
-    <w:p>
-      <w:pPr>
-        <w:spacing w:after="100" w:before="100"/>
-        <w:ind w:left="400"/>
-      </w:pPr>
-      <w:r>
-        <w:t xml:space="preserve">"名校是目标，不是目的。"</w:t>
-      </w:r>
-    </w:p>
-    <w:p>
-      <w:pPr>
-        <w:spacing w:after="100" w:before="100"/>
-        <w:ind w:left="400"/>
-      </w:pPr>
-      <w:r>
-        <w:t xml:space="preserve">"你不知道什么工作会消失，最好的办法就是把自己变成终身学习者。"</w:t>
-      </w:r>
-    </w:p>
-    <w:p>
-      <w:pPr>
-        <w:spacing w:after="100" w:before="100"/>
-        <w:ind w:left="400"/>
-      </w:pPr>
-      <w:r>
-        <w:t xml:space="preserve">"不要在两极之间做选择，最好的路永远是第三条。"</w:t>
-      </w:r>
-    </w:p>
-    <w:p>
-      <w:pPr>
-        <w:spacing w:after="100" w:before="100"/>
-        <w:ind w:left="400"/>
-      </w:pPr>
-      <w:r>
-        <w:t xml:space="preserve">"没有抽象的专注力，专注力不可迁移。"</w:t>
+        <w:t xml:space="preserve">综合对自己的启发</w:t>
+      </w:r>
+    </w:p>
+    <w:p>
+      <w:pPr>
+        <w:pStyle w:val="Heading3"/>
+        <w:spacing w:after="100" w:before="200"/>
+      </w:pPr>
+      <w:r>
+        <w:t xml:space="preserve">关于学习与创新</w:t>
+      </w:r>
+    </w:p>
+    <w:p>
+      <w:pPr>
+        <w:pStyle w:val="ListParagraph"/>
+        <w:numPr>
+          <w:ilvl w:val="0"/>
+          <w:numId w:val="1"/>
+        </w:numPr>
+        <w:spacing w:after="50"/>
+      </w:pPr>
+      <w:r>
+        <w:t xml:space="preserve">关注学习过程本身，通过学习和创造来发现自我独特性</w:t>
+      </w:r>
+    </w:p>
+    <w:p>
+      <w:pPr>
+        <w:pStyle w:val="ListParagraph"/>
+        <w:numPr>
+          <w:ilvl w:val="0"/>
+          <w:numId w:val="1"/>
+        </w:numPr>
+        <w:spacing w:after="50"/>
+      </w:pPr>
+      <w:r>
+        <w:t xml:space="preserve">培养汉堡的创造力要循序渐进，根据年龄给予适当的开放度</w:t>
+      </w:r>
+    </w:p>
+    <w:p>
+      <w:pPr>
+        <w:pStyle w:val="ListParagraph"/>
+        <w:numPr>
+          <w:ilvl w:val="0"/>
+          <w:numId w:val="1"/>
+        </w:numPr>
+        <w:spacing w:after="50"/>
+      </w:pPr>
+      <w:r>
+        <w:t xml:space="preserve">让汉堡多动手触摸真实世界，观察他的热爱所在</w:t>
+      </w:r>
+    </w:p>
+    <w:p>
+      <w:pPr>
+        <w:pStyle w:val="ListParagraph"/>
+        <w:numPr>
+          <w:ilvl w:val="0"/>
+          <w:numId w:val="1"/>
+        </w:numPr>
+        <w:spacing w:after="50"/>
+      </w:pPr>
+      <w:r>
+        <w:t xml:space="preserve">可以了解拓竹3D打印机，作为创造力的实践工具</w:t>
+      </w:r>
+    </w:p>
+    <w:p>
+      <w:pPr>
+        <w:pStyle w:val="ListParagraph"/>
+        <w:numPr>
+          <w:ilvl w:val="0"/>
+          <w:numId w:val="1"/>
+        </w:numPr>
+        <w:spacing w:after="50"/>
+      </w:pPr>
+      <w:r>
+        <w:t xml:space="preserve">在育儿中也要重视判断力的培养，而非只强调努力</w:t>
+      </w:r>
+    </w:p>
+    <w:p>
+      <w:pPr>
+        <w:pStyle w:val="ListParagraph"/>
+        <w:numPr>
+          <w:ilvl w:val="0"/>
+          <w:numId w:val="1"/>
+        </w:numPr>
+        <w:spacing w:after="50"/>
+      </w:pPr>
+      <w:r>
+        <w:t xml:space="preserve">帮助汉堡建立成长型思维、好奇心，让他相信自己</w:t>
+      </w:r>
+    </w:p>
+    <w:p>
+      <w:pPr>
+        <w:pStyle w:val="Heading3"/>
+        <w:spacing w:after="100" w:before="200"/>
+      </w:pPr>
+      <w:r>
+        <w:t xml:space="preserve">关于父母成长</w:t>
+      </w:r>
+    </w:p>
+    <w:p>
+      <w:pPr>
+        <w:pStyle w:val="ListParagraph"/>
+        <w:numPr>
+          <w:ilvl w:val="0"/>
+          <w:numId w:val="1"/>
+        </w:numPr>
+        <w:spacing w:after="50"/>
+      </w:pPr>
+      <w:r>
+        <w:t xml:space="preserve">保持"在场"状态，真正关注和参与，而非仅仅物理陪伴</w:t>
+      </w:r>
+    </w:p>
+    <w:p>
+      <w:pPr>
+        <w:pStyle w:val="ListParagraph"/>
+        <w:numPr>
+          <w:ilvl w:val="0"/>
+          <w:numId w:val="1"/>
+        </w:numPr>
+        <w:spacing w:after="50"/>
+      </w:pPr>
+      <w:r>
+        <w:t xml:space="preserve">"抓大放小"，明白什么对汉堡最重要</w:t>
+      </w:r>
+    </w:p>
+    <w:p>
+      <w:pPr>
+        <w:pStyle w:val="ListParagraph"/>
+        <w:numPr>
+          <w:ilvl w:val="0"/>
+          <w:numId w:val="1"/>
+        </w:numPr>
+        <w:spacing w:after="50"/>
+      </w:pPr>
+      <w:r>
+        <w:t xml:space="preserve">通过亲子共读培养情绪和价值观；通过共同生活培养判断力</w:t>
+      </w:r>
+    </w:p>
+    <w:p>
+      <w:pPr>
+        <w:pStyle w:val="ListParagraph"/>
+        <w:numPr>
+          <w:ilvl w:val="0"/>
+          <w:numId w:val="1"/>
+        </w:numPr>
+        <w:spacing w:after="50"/>
+      </w:pPr>
+      <w:r>
+        <w:t xml:space="preserve">帮助汉堡区分"目标"和"目的"，名校只是路径</w:t>
+      </w:r>
+    </w:p>
+    <w:p>
+      <w:pPr>
+        <w:pStyle w:val="Heading3"/>
+        <w:spacing w:after="100" w:before="200"/>
+      </w:pPr>
+      <w:r>
+        <w:t xml:space="preserve">关于教育平衡</w:t>
+      </w:r>
+    </w:p>
+    <w:p>
+      <w:pPr>
+        <w:pStyle w:val="ListParagraph"/>
+        <w:numPr>
+          <w:ilvl w:val="0"/>
+          <w:numId w:val="1"/>
+        </w:numPr>
+        <w:spacing w:after="50"/>
+      </w:pPr>
+      <w:r>
+        <w:t xml:space="preserve">学历贬值促使重视人格发展和核心素养，这是好事</w:t>
+      </w:r>
+    </w:p>
+    <w:p>
+      <w:pPr>
+        <w:pStyle w:val="ListParagraph"/>
+        <w:numPr>
+          <w:ilvl w:val="0"/>
+          <w:numId w:val="1"/>
+        </w:numPr>
+        <w:spacing w:after="50"/>
+      </w:pPr>
+      <w:r>
+        <w:t xml:space="preserve">不要走极端，扎实基础+适当项目化学习</w:t>
+      </w:r>
+    </w:p>
+    <w:p>
+      <w:pPr>
+        <w:pStyle w:val="ListParagraph"/>
+        <w:numPr>
+          <w:ilvl w:val="0"/>
+          <w:numId w:val="1"/>
+        </w:numPr>
+        <w:spacing w:after="50"/>
+      </w:pPr>
+      <w:r>
+        <w:t xml:space="preserve">"底线+自主性"，有约束但也给方向</w:t>
+      </w:r>
+    </w:p>
+    <w:p>
+      <w:pPr>
+        <w:pStyle w:val="ListParagraph"/>
+        <w:numPr>
+          <w:ilvl w:val="0"/>
+          <w:numId w:val="1"/>
+        </w:numPr>
+        <w:spacing w:after="50"/>
+      </w:pPr>
+      <w:r>
+        <w:t xml:space="preserve">没有可迁移的专注力，注重当下体验</w:t>
       </w:r>
     </w:p>
     <w:p>
@@ -2846,412 +2751,7 @@
         <w:spacing w:after="100" w:before="300"/>
       </w:pPr>
       <w:r>
-        <w:t xml:space="preserve">十三、对自己的启发</w:t>
-      </w:r>
-    </w:p>
-    <w:tbl>
-      <w:tblPr>
-        <w:tblW w:type="pct" w:w="100%"/>
-        <w:tblBorders>
-          <w:top w:val="single" w:color="auto" w:sz="4"/>
-          <w:left w:val="single" w:color="auto" w:sz="4"/>
-          <w:bottom w:val="single" w:color="auto" w:sz="4"/>
-          <w:right w:val="single" w:color="auto" w:sz="4"/>
-          <w:insideH w:val="single" w:color="auto" w:sz="4"/>
-          <w:insideV w:val="single" w:color="auto" w:sz="4"/>
-        </w:tblBorders>
-      </w:tblPr>
-      <w:tblGrid>
-        <w:gridCol w:w="100"/>
-        <w:gridCol w:w="100"/>
-      </w:tblGrid>
-      <w:tr>
-        <w:tc>
-          <w:tcPr>
-            <w:shd w:fill="F5F5F5"/>
-          </w:tcPr>
-          <w:p>
-            <w:r>
-              <w:rPr>
-                <w:b/>
-                <w:bCs/>
-              </w:rPr>
-              <w:t xml:space="preserve">维度</w:t>
-            </w:r>
-          </w:p>
-        </w:tc>
-        <w:tc>
-          <w:tcPr>
-            <w:shd w:fill="F5F5F5"/>
-          </w:tcPr>
-          <w:p>
-            <w:r>
-              <w:rPr>
-                <w:b/>
-                <w:bCs/>
-              </w:rPr>
-              <w:t xml:space="preserve">启发</w:t>
-            </w:r>
-          </w:p>
-        </w:tc>
-      </w:tr>
-      <w:tr>
-        <w:tc>
-          <w:p>
-            <w:r>
-              <w:rPr>
-                <w:b/>
-                <w:bCs/>
-              </w:rPr>
-              <w:t xml:space="preserve">学习观</w:t>
-            </w:r>
-          </w:p>
-        </w:tc>
-        <w:tc>
-          <w:p>
-            <w:r>
-              <w:rPr>
-                <w:b w:val="false"/>
-                <w:bCs w:val="false"/>
-              </w:rPr>
-              <w:t xml:space="preserve">关注学习过程本身，通过学习和创造来发现自我独特性</w:t>
-            </w:r>
-          </w:p>
-        </w:tc>
-      </w:tr>
-      <w:tr>
-        <w:tc>
-          <w:p>
-            <w:r>
-              <w:rPr>
-                <w:b/>
-                <w:bCs/>
-              </w:rPr>
-              <w:t xml:space="preserve">育儿观</w:t>
-            </w:r>
-          </w:p>
-        </w:tc>
-        <w:tc>
-          <w:p>
-            <w:r>
-              <w:rPr>
-                <w:b w:val="false"/>
-                <w:bCs w:val="false"/>
-              </w:rPr>
-              <w:t xml:space="preserve">培养汉堡的创造力要循序渐进，根据年龄给予适当的开放度</w:t>
-            </w:r>
-          </w:p>
-        </w:tc>
-      </w:tr>
-      <w:tr>
-        <w:tc>
-          <w:p>
-            <w:r>
-              <w:rPr>
-                <w:b/>
-                <w:bCs/>
-              </w:rPr>
-              <w:t xml:space="preserve">实践方向</w:t>
-            </w:r>
-          </w:p>
-        </w:tc>
-        <w:tc>
-          <w:p>
-            <w:r>
-              <w:rPr>
-                <w:b w:val="false"/>
-                <w:bCs w:val="false"/>
-              </w:rPr>
-              <w:t xml:space="preserve">让汉堡多动手触摸真实世界，观察他的热爱所在</w:t>
-            </w:r>
-          </w:p>
-        </w:tc>
-      </w:tr>
-      <w:tr>
-        <w:tc>
-          <w:p>
-            <w:r>
-              <w:rPr>
-                <w:b/>
-                <w:bCs/>
-              </w:rPr>
-              <w:t xml:space="preserve">工具准备</w:t>
-            </w:r>
-          </w:p>
-        </w:tc>
-        <w:tc>
-          <w:p>
-            <w:r>
-              <w:rPr>
-                <w:b w:val="false"/>
-                <w:bCs w:val="false"/>
-              </w:rPr>
-              <w:t xml:space="preserve">可以了解拓竹3D打印机，作为创造力的实践工具</w:t>
-            </w:r>
-          </w:p>
-        </w:tc>
-      </w:tr>
-      <w:tr>
-        <w:tc>
-          <w:p>
-            <w:r>
-              <w:rPr>
-                <w:b/>
-                <w:bCs/>
-              </w:rPr>
-              <w:t xml:space="preserve">判断力</w:t>
-            </w:r>
-          </w:p>
-        </w:tc>
-        <w:tc>
-          <w:p>
-            <w:r>
-              <w:rPr>
-                <w:b w:val="false"/>
-                <w:bCs w:val="false"/>
-              </w:rPr>
-              <w:t xml:space="preserve">在育儿中也要重视判断力的培养，而非只强调努力</w:t>
-            </w:r>
-          </w:p>
-        </w:tc>
-      </w:tr>
-      <w:tr>
-        <w:tc>
-          <w:p>
-            <w:r>
-              <w:rPr>
-                <w:b/>
-                <w:bCs/>
-              </w:rPr>
-              <w:t xml:space="preserve">内驱力</w:t>
-            </w:r>
-          </w:p>
-        </w:tc>
-        <w:tc>
-          <w:p>
-            <w:r>
-              <w:rPr>
-                <w:b w:val="false"/>
-                <w:bCs w:val="false"/>
-              </w:rPr>
-              <w:t xml:space="preserve">帮助汉堡建立成长型思维、好奇心，让他相信自己</w:t>
-            </w:r>
-          </w:p>
-        </w:tc>
-      </w:tr>
-      <w:tr>
-        <w:tc>
-          <w:p>
-            <w:r>
-              <w:rPr>
-                <w:b/>
-                <w:bCs/>
-              </w:rPr>
-              <w:t xml:space="preserve">父母成长</w:t>
-            </w:r>
-          </w:p>
-        </w:tc>
-        <w:tc>
-          <w:p>
-            <w:r>
-              <w:rPr>
-                <w:b w:val="false"/>
-                <w:bCs w:val="false"/>
-              </w:rPr>
-              <w:t xml:space="preserve">保持"在场"状态，真正关注和参与，而非仅仅物理陪伴</w:t>
-            </w:r>
-          </w:p>
-        </w:tc>
-      </w:tr>
-      <w:tr>
-        <w:tc>
-          <w:p>
-            <w:r>
-              <w:rPr>
-                <w:b/>
-                <w:bCs/>
-              </w:rPr>
-              <w:t xml:space="preserve">教育重点</w:t>
-            </w:r>
-          </w:p>
-        </w:tc>
-        <w:tc>
-          <w:p>
-            <w:r>
-              <w:rPr>
-                <w:b w:val="false"/>
-                <w:bCs w:val="false"/>
-              </w:rPr>
-              <w:t xml:space="preserve">"抓大放小"，明白什么对汉堡最重要</w:t>
-            </w:r>
-          </w:p>
-        </w:tc>
-      </w:tr>
-      <w:tr>
-        <w:tc>
-          <w:p>
-            <w:r>
-              <w:rPr>
-                <w:b/>
-                <w:bCs/>
-              </w:rPr>
-              <w:t xml:space="preserve">智性生活</w:t>
-            </w:r>
-          </w:p>
-        </w:tc>
-        <w:tc>
-          <w:p>
-            <w:r>
-              <w:rPr>
-                <w:b w:val="false"/>
-                <w:bCs w:val="false"/>
-              </w:rPr>
-              <w:t xml:space="preserve">通过亲子共读培养情绪和价值观；通过共同生活培养判断力</w:t>
-            </w:r>
-          </w:p>
-        </w:tc>
-      </w:tr>
-      <w:tr>
-        <w:tc>
-          <w:p>
-            <w:r>
-              <w:rPr>
-                <w:b/>
-                <w:bCs/>
-              </w:rPr>
-              <w:t xml:space="preserve">目标管理</w:t>
-            </w:r>
-          </w:p>
-        </w:tc>
-        <w:tc>
-          <w:p>
-            <w:r>
-              <w:rPr>
-                <w:b w:val="false"/>
-                <w:bCs w:val="false"/>
-              </w:rPr>
-              <w:t xml:space="preserve">帮助汉堡区分"目标"和"目的"，名校只是路径</w:t>
-            </w:r>
-          </w:p>
-        </w:tc>
-      </w:tr>
-      <w:tr>
-        <w:tc>
-          <w:p>
-            <w:r>
-              <w:rPr>
-                <w:b/>
-                <w:bCs/>
-              </w:rPr>
-              <w:t xml:space="preserve">学历观</w:t>
-            </w:r>
-          </w:p>
-        </w:tc>
-        <w:tc>
-          <w:p>
-            <w:r>
-              <w:rPr>
-                <w:b w:val="false"/>
-                <w:bCs w:val="false"/>
-              </w:rPr>
-              <w:t xml:space="preserve">学历贬值促使重视人格发展和核心素养，这是好事</w:t>
-            </w:r>
-          </w:p>
-        </w:tc>
-      </w:tr>
-      <w:tr>
-        <w:tc>
-          <w:p>
-            <w:r>
-              <w:rPr>
-                <w:b/>
-                <w:bCs/>
-              </w:rPr>
-              <w:t xml:space="preserve">基础与创新的平衡</w:t>
-            </w:r>
-          </w:p>
-        </w:tc>
-        <w:tc>
-          <w:p>
-            <w:r>
-              <w:rPr>
-                <w:b w:val="false"/>
-                <w:bCs w:val="false"/>
-              </w:rPr>
-              <w:t xml:space="preserve">不要走极端，扎实基础+适当项目化学习</w:t>
-            </w:r>
-          </w:p>
-        </w:tc>
-      </w:tr>
-      <w:tr>
-        <w:tc>
-          <w:p>
-            <w:r>
-              <w:rPr>
-                <w:b/>
-                <w:bCs/>
-              </w:rPr>
-              <w:t xml:space="preserve">教育方式</w:t>
-            </w:r>
-          </w:p>
-        </w:tc>
-        <w:tc>
-          <w:p>
-            <w:r>
-              <w:rPr>
-                <w:b w:val="false"/>
-                <w:bCs w:val="false"/>
-              </w:rPr>
-              <w:t xml:space="preserve">"底线+自主性"，有约束但也给方向</w:t>
-            </w:r>
-          </w:p>
-        </w:tc>
-      </w:tr>
-      <w:tr>
-        <w:tc>
-          <w:p>
-            <w:r>
-              <w:rPr>
-                <w:b/>
-                <w:bCs/>
-              </w:rPr>
-              <w:t xml:space="preserve">专注力认知</w:t>
-            </w:r>
-          </w:p>
-        </w:tc>
-        <w:tc>
-          <w:p>
-            <w:r>
-              <w:rPr>
-                <w:b w:val="false"/>
-                <w:bCs w:val="false"/>
-              </w:rPr>
-              <w:t xml:space="preserve">没有可迁移的专注力，注重当下体验</w:t>
-            </w:r>
-          </w:p>
-        </w:tc>
-      </w:tr>
-    </w:tbl>
-    <w:p>
-      <w:pPr>
-        <w:spacing w:after="200"/>
-      </w:pPr>
-    </w:p>
-    <w:p>
-      <w:pPr>
-        <w:spacing w:after="100"/>
-      </w:pPr>
-      <w:r>
-        <w:t xml:space="preserve">---</w:t>
-      </w:r>
-    </w:p>
-    <w:p>
-      <w:pPr>
-        <w:pStyle w:val="Heading2"/>
-        <w:spacing w:after="100" w:before="300"/>
-      </w:pPr>
-      <w:r>
-        <w:t xml:space="preserve">十四、待探索问题</w:t>
+        <w:t xml:space="preserve">待探索问题</w:t>
       </w:r>
     </w:p>
     <w:p>
